--- a/분석/1부3화_Lavviso_delle_otto_분석.docx
+++ b/분석/1부3화_Lavviso_delle_otto_분석.docx
@@ -2481,7 +2481,7 @@
           <w:color w:val="1A1A1A"/>
           <w:sz w:val="22"/>
         </w:rPr>
-        <w:t xml:space="preserve">   Scusate, cosa vuol dire «sfratto» esattamente?</w:t>
+        <w:t xml:space="preserve">   Scusate, lo sfratto non era solo una lettera? Ora è vero?</w:t>
       </w:r>
     </w:p>
     <w:p>
@@ -2494,7 +2494,7 @@
           <w:color w:val="808080"/>
           <w:sz w:val="18"/>
         </w:rPr>
-        <w:t>죄송한데, '스프라토'가 정확히 무슨 뜻이에요?</w:t>
+        <w:t>죄송한데, 퇴거는 그냥 편지 아니었어요? 이번엔 진짜예요?</w:t>
       </w:r>
     </w:p>
     <w:p>
@@ -2525,7 +2525,7 @@
           <w:color w:val="262626"/>
           <w:sz w:val="18"/>
         </w:rPr>
-        <w:t xml:space="preserve"> — 동사 scusare(용서하다) 명령법 2인칭 복수</w:t>
+        <w:t xml:space="preserve"> — 동사 scusare(용서하다) 명령형 2인칭 복수(voi) — 여러 명에게 '실례지만'</w:t>
       </w:r>
       <w:r>
         <w:rPr>
@@ -2541,15 +2541,15 @@
           <w:color w:val="262626"/>
           <w:sz w:val="18"/>
         </w:rPr>
-        <w:t>vuol dire</w:t>
-      </w:r>
-      <w:r>
-        <w:rPr>
-          <w:b w:val="0"/>
-          <w:color w:val="262626"/>
-          <w:sz w:val="18"/>
-        </w:rPr>
-        <w:t xml:space="preserve"> — volere dire(의미하다) 직설법 현재 3인칭 단수 — vuole의 어미 탈락형</w:t>
+        <w:t>sfratto</w:t>
+      </w:r>
+      <w:r>
+        <w:rPr>
+          <w:b w:val="0"/>
+          <w:color w:val="262626"/>
+          <w:sz w:val="18"/>
+        </w:rPr>
+        <w:t xml:space="preserve"> — 명사(남) · 퇴거(명령) / 복수 sfratti</w:t>
       </w:r>
       <w:r>
         <w:rPr>
@@ -2565,15 +2565,15 @@
           <w:color w:val="262626"/>
           <w:sz w:val="18"/>
         </w:rPr>
-        <w:t>sfratto</w:t>
-      </w:r>
-      <w:r>
-        <w:rPr>
-          <w:b w:val="0"/>
-          <w:color w:val="262626"/>
-          <w:sz w:val="18"/>
-        </w:rPr>
-        <w:t xml:space="preserve"> — 명사(남) · 퇴거, 강제 퇴거 / 복수 sfratti</w:t>
+        <w:t>era</w:t>
+      </w:r>
+      <w:r>
+        <w:rPr>
+          <w:b w:val="0"/>
+          <w:color w:val="262626"/>
+          <w:sz w:val="18"/>
+        </w:rPr>
+        <w:t xml:space="preserve"> — 동사 essere 직설법 반과거 3인칭 단수</w:t>
       </w:r>
       <w:r>
         <w:rPr>
@@ -2589,15 +2589,15 @@
           <w:color w:val="262626"/>
           <w:sz w:val="18"/>
         </w:rPr>
-        <w:t>esattamente</w:t>
-      </w:r>
-      <w:r>
-        <w:rPr>
-          <w:b w:val="0"/>
-          <w:color w:val="262626"/>
-          <w:sz w:val="18"/>
-        </w:rPr>
-        <w:t xml:space="preserve"> — 부사 · 정확히 (esatto + -mente)</w:t>
+        <w:t>vero</w:t>
+      </w:r>
+      <w:r>
+        <w:rPr>
+          <w:b w:val="0"/>
+          <w:color w:val="262626"/>
+          <w:sz w:val="18"/>
+        </w:rPr>
+        <w:t xml:space="preserve"> — 형용사(남·단) · 진짜인, 사실인</w:t>
       </w:r>
     </w:p>
     <w:p>
@@ -2620,7 +2620,7 @@
           <w:color w:val="262626"/>
           <w:sz w:val="18"/>
         </w:rPr>
-        <w:t>vuol dire = vuole dire: 자음 앞에서 어미 -e가 떨어지는 어미 탈락(troncamento). Scusate는 여러 명에게 하는 voi 명령형(한 명이면 scusa, 존칭 scusi).</w:t>
+        <w:t>Scusate는 voi(여러 명)에게 쓰는 명령형 — 한 사람에게는 Scusa(tu)/Scusi(Lei). non era solo...?: 부정 의문으로 '~아니었어요?' 하고 확인한다.</w:t>
       </w:r>
     </w:p>
     <w:p>
@@ -2643,7 +2643,7 @@
           <w:color w:val="262626"/>
           <w:sz w:val="18"/>
         </w:rPr>
-        <w:t>Cosa vuol dire...?: '~가 무슨 뜻이에요?' — 모르는 단어를 물을 때 쓰는 핵심 표현. 이탈리아어를 배우는 소피아다운 질문.</w:t>
+        <w:t>Ora è vero?: '이번엔 진짜예요?' — 지금까지는 종이 위의 위협이었는데 실제가 됐다는 놀람.</w:t>
       </w:r>
     </w:p>
     <w:p>
@@ -2666,7 +2666,7 @@
           <w:color w:val="262626"/>
           <w:sz w:val="18"/>
         </w:rPr>
-        <w:t>명령법(Imperativo) 2인칭 복수 — scusate(양해 구함); 직설법 현재(Indicativo presente) — vuol dire(뜻 설명 요청)</w:t>
+        <w:t>직설법 반과거(Imperfetto: era) — 지금까지 알고 있던 상태; 직설법 현재(è) — 지금의 상황</w:t>
       </w:r>
     </w:p>
     <w:p>
@@ -4883,7 +4883,7 @@
           <w:color w:val="808080"/>
           <w:sz w:val="18"/>
         </w:rPr>
-        <w:t>안 좋아요. 더는 못 걷고, 약을 열 개 드세요.</w:t>
+        <w:t>안 좋아요. 더는 못 걷고, 약을 열 가지나 드세요.</w:t>
       </w:r>
     </w:p>
     <w:p>
@@ -7211,7 +7211,7 @@
           <w:color w:val="808080"/>
           <w:sz w:val="18"/>
         </w:rPr>
-        <w:t>광장만으론 안 돼. 법적 근거도 필요해.</w:t>
+        <w:t>광장만으론 부족해요. 법적 근거도 필요해요.</w:t>
       </w:r>
     </w:p>
     <w:p>
@@ -8339,7 +8339,7 @@
           <w:color w:val="808080"/>
           <w:sz w:val="18"/>
         </w:rPr>
-        <w:t>갈 수 있으면 아무 데도 안 가요, 이다.</w:t>
+        <w:t>피할 수만 있다면 아무 데도 안 가요, 이다.</w:t>
       </w:r>
     </w:p>
     <w:p>
@@ -9690,7 +9690,7 @@
           <w:color w:val="1A1A1A"/>
           <w:sz w:val="22"/>
         </w:rPr>
-        <w:t xml:space="preserve">   Dalla sentenza. Voglio sapere perché non c'è stato preavviso lungo.</w:t>
+        <w:t xml:space="preserve">   Dalla sentenza. Voglio sapere perché non c'è stato un preavviso più lungo.</w:t>
       </w:r>
     </w:p>
     <w:p>
@@ -9703,7 +9703,7 @@
           <w:color w:val="808080"/>
           <w:sz w:val="18"/>
         </w:rPr>
-        <w:t>판결문부터. 왜 장기 예고가 없었는지 알고 싶어.</w:t>
+        <w:t>판결문부터. 왜 더 일찍 통지가 없었는지 알고 싶어.</w:t>
       </w:r>
     </w:p>
     <w:p>
@@ -9734,7 +9734,7 @@
           <w:color w:val="262626"/>
           <w:sz w:val="18"/>
         </w:rPr>
-        <w:t xml:space="preserve"> — 명사(여) · 판결</w:t>
+        <w:t xml:space="preserve"> — 명사(여) · 판결(문) / 복수 sentenze</w:t>
       </w:r>
       <w:r>
         <w:rPr>
@@ -9758,7 +9758,7 @@
           <w:color w:val="262626"/>
           <w:sz w:val="18"/>
         </w:rPr>
-        <w:t xml:space="preserve"> — 동사 volere 직설법 현재 1인칭 단수</w:t>
+        <w:t xml:space="preserve"> — 동사 volere(원하다) 직설법 현재 1인칭 단수</w:t>
       </w:r>
       <w:r>
         <w:rPr>
@@ -9782,7 +9782,7 @@
           <w:color w:val="262626"/>
           <w:sz w:val="18"/>
         </w:rPr>
-        <w:t xml:space="preserve"> — esserci(있다) 근과거 3인칭 단수 남성 — preavviso에 일치</w:t>
+        <w:t xml:space="preserve"> — esserci(있다) 근과거 3인칭 단수 — 조동사 essere</w:t>
       </w:r>
       <w:r>
         <w:rPr>
@@ -9806,7 +9806,7 @@
           <w:color w:val="262626"/>
           <w:sz w:val="18"/>
         </w:rPr>
-        <w:t xml:space="preserve"> — 명사(남) · 사전 통지</w:t>
+        <w:t xml:space="preserve"> — 명사(남) · 사전 통지 / 복수 preavvisi</w:t>
       </w:r>
     </w:p>
     <w:p>
@@ -9829,7 +9829,7 @@
           <w:color w:val="262626"/>
           <w:sz w:val="18"/>
         </w:rPr>
-        <w:t>dalla = da + la. esserci는 essere를 조동사로 쓰므로 과거분사가 주어(preavviso, 남·단)에 일치: c'è stato. perché 이하 간접의문문은 직설법.</w:t>
+        <w:t>esserci의 근과거는 essere 조동사: c'è stato/c'è stata. 간접의문 perché + 직설법. più + 형용사: 비교급 '더 ~한'.</w:t>
       </w:r>
     </w:p>
     <w:p>
@@ -9852,7 +9852,7 @@
           <w:color w:val="262626"/>
           <w:sz w:val="18"/>
         </w:rPr>
-        <w:t>Voglio sapere perché...: '왜 ~인지 알고 싶어' — 절차상 허점을 찾는 변호사의 접근.</w:t>
+        <w:t>Dalla sentenza: '판결문부터'(da + la). Marco의 법률가다운 출발점.</w:t>
       </w:r>
     </w:p>
     <w:p>
@@ -9875,7 +9875,7 @@
           <w:color w:val="262626"/>
           <w:sz w:val="18"/>
         </w:rPr>
-        <w:t>직설법 현재(Indicativo presente) — voglio(현재 의지); 근과거(Passato prossimo) — c'è stato(과거 사실)</w:t>
+        <w:t>직설법 현재 + 근과거(Passato prossimo)</w:t>
       </w:r>
     </w:p>
     <w:p>
@@ -11292,7 +11292,7 @@
           <w:color w:val="808080"/>
           <w:sz w:val="18"/>
         </w:rPr>
-        <w:t>전화해요. 오늘 밤은 유로 한 장도 중요해요.</w:t>
+        <w:t>전화해요. 오늘 밤은 그 어느 때보다 1유로도 중요해요.</w:t>
       </w:r>
     </w:p>
     <w:p>
@@ -11467,7 +11467,7 @@
           <w:color w:val="1A1A1A"/>
           <w:sz w:val="22"/>
         </w:rPr>
-        <w:t xml:space="preserve">   Ida, questi farmaci li prendi tutti insieme, la mattina?</w:t>
+        <w:t xml:space="preserve">   Ida, questi farmaci li prende tutti insieme, la mattina?</w:t>
       </w:r>
     </w:p>
     <w:p>
@@ -11527,15 +11527,15 @@
           <w:color w:val="262626"/>
           <w:sz w:val="18"/>
         </w:rPr>
-        <w:t>prendi</w:t>
-      </w:r>
-      <w:r>
-        <w:rPr>
-          <w:b w:val="0"/>
-          <w:color w:val="262626"/>
-          <w:sz w:val="18"/>
-        </w:rPr>
-        <w:t xml:space="preserve"> — 동사 prendere 직설법 현재 2인칭 단수</w:t>
+        <w:t>prende</w:t>
+      </w:r>
+      <w:r>
+        <w:rPr>
+          <w:b w:val="0"/>
+          <w:color w:val="262626"/>
+          <w:sz w:val="18"/>
+        </w:rPr>
+        <w:t xml:space="preserve"> — 동사 prendere(먹다, 복용하다) 직설법 현재 3인칭 단수(Lei)</w:t>
       </w:r>
       <w:r>
         <w:rPr>
@@ -11551,6 +11551,30 @@
           <w:color w:val="262626"/>
           <w:sz w:val="18"/>
         </w:rPr>
+        <w:t>insieme</w:t>
+      </w:r>
+      <w:r>
+        <w:rPr>
+          <w:b w:val="0"/>
+          <w:color w:val="262626"/>
+          <w:sz w:val="18"/>
+        </w:rPr>
+        <w:t xml:space="preserve"> — 부사 · 함께, 한꺼번에</w:t>
+      </w:r>
+      <w:r>
+        <w:rPr>
+          <w:b w:val="0"/>
+          <w:color w:val="262626"/>
+          <w:sz w:val="18"/>
+        </w:rPr>
+        <w:t xml:space="preserve"> · </w:t>
+      </w:r>
+      <w:r>
+        <w:rPr>
+          <w:b/>
+          <w:color w:val="262626"/>
+          <w:sz w:val="18"/>
+        </w:rPr>
         <w:t>mattina</w:t>
       </w:r>
       <w:r>
@@ -11582,7 +11606,7 @@
           <w:color w:val="262626"/>
           <w:sz w:val="18"/>
         </w:rPr>
-        <w:t>좌측 전위: questi farmaci li prendi — 목적어를 앞에 두고 li로 다시 받음. la mattina: 정관사 + 시간대 = '아침마다'(습관).</w:t>
+        <w:t>좌측 전위: questi farmaci li prende — 목적어를 앞에 두고 li로 다시 받음. la mattina: 정관사 + 시간대 = '아침마다'(습관). 존칭 Lei는 3인칭 단수 활용.</w:t>
       </w:r>
     </w:p>
     <w:p>
@@ -11605,7 +11629,7 @@
           <w:color w:val="262626"/>
           <w:sz w:val="18"/>
         </w:rPr>
-        <w:t>tutti insieme: '한꺼번에'. 환자에게 tu를 쓰는 친근한 진료 대화.</w:t>
+        <w:t>tutti insieme: '한꺼번에'. 노인 환자에게 Lei를 쓰는 정중한 진료 대화.</w:t>
       </w:r>
     </w:p>
     <w:p>
@@ -15463,7 +15487,7 @@
           <w:color w:val="1A1A1A"/>
           <w:sz w:val="22"/>
         </w:rPr>
-        <w:t xml:space="preserve">   Per chi non paga senza colpa: malattia, disoccupazione.</w:t>
+        <w:t xml:space="preserve">   Per chi non paga, ma senza colpa: malattia, disoccupazione.</w:t>
       </w:r>
     </w:p>
     <w:p>
@@ -15499,6 +15523,30 @@
           <w:color w:val="262626"/>
           <w:sz w:val="18"/>
         </w:rPr>
+        <w:t>chi</w:t>
+      </w:r>
+      <w:r>
+        <w:rPr>
+          <w:b w:val="0"/>
+          <w:color w:val="262626"/>
+          <w:sz w:val="18"/>
+        </w:rPr>
+        <w:t xml:space="preserve"> — 관계대명사 · ~하는 사람 — per chi: ~하는 사람을 위한</w:t>
+      </w:r>
+      <w:r>
+        <w:rPr>
+          <w:b w:val="0"/>
+          <w:color w:val="262626"/>
+          <w:sz w:val="18"/>
+        </w:rPr>
+        <w:t xml:space="preserve"> · </w:t>
+      </w:r>
+      <w:r>
+        <w:rPr>
+          <w:b/>
+          <w:color w:val="262626"/>
+          <w:sz w:val="18"/>
+        </w:rPr>
         <w:t>paga</w:t>
       </w:r>
       <w:r>
@@ -15531,7 +15579,7 @@
           <w:color w:val="262626"/>
           <w:sz w:val="18"/>
         </w:rPr>
-        <w:t xml:space="preserve"> — 명사(여) · 잘못, 책임</w:t>
+        <w:t xml:space="preserve"> — 명사(여) · 잘못, 책임 / 복수 colpe</w:t>
       </w:r>
       <w:r>
         <w:rPr>
@@ -15555,7 +15603,7 @@
           <w:color w:val="262626"/>
           <w:sz w:val="18"/>
         </w:rPr>
-        <w:t xml:space="preserve"> — 명사(여) · 병</w:t>
+        <w:t xml:space="preserve"> — 명사(여) · 병 / 복수 malattie</w:t>
       </w:r>
       <w:r>
         <w:rPr>
@@ -15602,7 +15650,7 @@
           <w:color w:val="262626"/>
           <w:sz w:val="18"/>
         </w:rPr>
-        <w:t>chi = colui che '~하는 사람'(3인칭 단수 동사): chi non paga.</w:t>
+        <w:t>chi = colui che(~하는 사람), 동사는 3인칭 단수. senza + 명사(관사 없이): '~없이'.</w:t>
       </w:r>
     </w:p>
     <w:p>
@@ -15625,7 +15673,7 @@
           <w:color w:val="262626"/>
           <w:sz w:val="18"/>
         </w:rPr>
-        <w:t>senza colpa: '잘못 없이' — 비자발적 체납(morosità incolpevole) 개념을 쉽게 풀어 말함.</w:t>
+        <w:t>morosità incolpevole(책임 없는 체납)를 쉽게 풀어 말한 것 — 이 경우 지원 기금을 신청할 수 있다.</w:t>
       </w:r>
     </w:p>
     <w:p>
@@ -15648,7 +15696,7 @@
           <w:color w:val="262626"/>
           <w:sz w:val="18"/>
         </w:rPr>
-        <w:t>직설법 현재(Indicativo presente) — 일반적 정의</w:t>
+        <w:t>직설법 현재(Indicativo presente) — 일반적 설명</w:t>
       </w:r>
     </w:p>
     <w:p>
@@ -16228,7 +16276,7 @@
           <w:color w:val="1A1A1A"/>
           <w:sz w:val="22"/>
         </w:rPr>
-        <w:t xml:space="preserve">   Aspetta, allora è la stessa ora? Non funziona?</w:t>
+        <w:t xml:space="preserve">   Aspetti, allora è la stessa ora? Non funziona?</w:t>
       </w:r>
     </w:p>
     <w:p>
@@ -16264,15 +16312,15 @@
           <w:color w:val="262626"/>
           <w:sz w:val="18"/>
         </w:rPr>
-        <w:t>aspetta</w:t>
-      </w:r>
-      <w:r>
-        <w:rPr>
-          <w:b w:val="0"/>
-          <w:color w:val="262626"/>
-          <w:sz w:val="18"/>
-        </w:rPr>
-        <w:t xml:space="preserve"> — 동사 aspettare 명령법 2인칭 단수</w:t>
+        <w:t>aspetti</w:t>
+      </w:r>
+      <w:r>
+        <w:rPr>
+          <w:b w:val="0"/>
+          <w:color w:val="262626"/>
+          <w:sz w:val="18"/>
+        </w:rPr>
+        <w:t xml:space="preserve"> — 동사 aspettare(기다리다)의 Lei 명령형</w:t>
       </w:r>
       <w:r>
         <w:rPr>
@@ -16296,7 +16344,7 @@
           <w:color w:val="262626"/>
           <w:sz w:val="18"/>
         </w:rPr>
-        <w:t xml:space="preserve"> — 형용사 stesso(같은)의 여성 단수 — ora에 일치</w:t>
+        <w:t xml:space="preserve"> — 형용사 stesso(같은)의 여성 단수 — ora(여)에 일치</w:t>
       </w:r>
       <w:r>
         <w:rPr>
@@ -16312,6 +16360,30 @@
           <w:color w:val="262626"/>
           <w:sz w:val="18"/>
         </w:rPr>
+        <w:t>ora</w:t>
+      </w:r>
+      <w:r>
+        <w:rPr>
+          <w:b w:val="0"/>
+          <w:color w:val="262626"/>
+          <w:sz w:val="18"/>
+        </w:rPr>
+        <w:t xml:space="preserve"> — 명사(여) · 시각, 시간</w:t>
+      </w:r>
+      <w:r>
+        <w:rPr>
+          <w:b w:val="0"/>
+          <w:color w:val="262626"/>
+          <w:sz w:val="18"/>
+        </w:rPr>
+        <w:t xml:space="preserve"> · </w:t>
+      </w:r>
+      <w:r>
+        <w:rPr>
+          <w:b/>
+          <w:color w:val="262626"/>
+          <w:sz w:val="18"/>
+        </w:rPr>
         <w:t>funziona</w:t>
       </w:r>
       <w:r>
@@ -16320,7 +16392,7 @@
           <w:color w:val="262626"/>
           <w:sz w:val="18"/>
         </w:rPr>
-        <w:t xml:space="preserve"> — 동사 funzionare(작동하다) 직설법 현재 3인칭 단수</w:t>
+        <w:t xml:space="preserve"> — 동사 funzionare(작동하다, 되다) 직설법 현재 3인칭 단수</w:t>
       </w:r>
     </w:p>
     <w:p>
@@ -16343,7 +16415,7 @@
           <w:color w:val="262626"/>
           <w:sz w:val="18"/>
         </w:rPr>
-        <w:t>la stessa ora: stesso는 명사 앞에서 '같은'. ora(여)에 맞춰 stessa.</w:t>
+        <w:t>Lei 명령형은 접속법 현재 형태: aspetti (tu는 aspetta). la stessa + 명사: '같은 ~'.</w:t>
       </w:r>
     </w:p>
     <w:p>
@@ -16366,7 +16438,7 @@
           <w:color w:val="262626"/>
           <w:sz w:val="18"/>
         </w:rPr>
-        <w:t>Non funziona?: '그럼 안 되는 거예요?' — 계획의 허점을 걱정하는 소피아.</w:t>
+        <w:t>Aspetti!: '잠깐만요!' — 말을 끊을 때. Non funziona?: '그럼 안 되는 거예요?'</w:t>
       </w:r>
     </w:p>
     <w:p>
@@ -16389,7 +16461,7 @@
           <w:color w:val="262626"/>
           <w:sz w:val="18"/>
         </w:rPr>
-        <w:t>명령법(Imperativo) 2인칭 단수 — aspetta; 직설법 현재(Indicativo presente) — è, funziona</w:t>
+        <w:t>Lei 명령법 + 직설법 현재(Indicativo presente)</w:t>
       </w:r>
     </w:p>
     <w:p>
@@ -18956,7 +19028,7 @@
           <w:color w:val="1A1A1A"/>
           <w:sz w:val="22"/>
         </w:rPr>
-        <w:t xml:space="preserve">   Io porto la domanda al Comune, davanti alla porta.</w:t>
+        <w:t xml:space="preserve">   Io porto la domanda al Comune: aspetto davanti alla porta.</w:t>
       </w:r>
     </w:p>
     <w:p>
@@ -18969,7 +19041,7 @@
           <w:color w:val="808080"/>
           <w:sz w:val="18"/>
         </w:rPr>
-        <w:t>나는 구청에 신청서를 가져가, 문 앞에서.</w:t>
+        <w:t>나는 구청에 신청서를 가져갈게. 문 앞에서 기다릴 거야.</w:t>
       </w:r>
     </w:p>
     <w:p>
@@ -19000,7 +19072,7 @@
           <w:color w:val="262626"/>
           <w:sz w:val="18"/>
         </w:rPr>
-        <w:t xml:space="preserve"> — 동사 portare 직설법 현재 1인칭 단수</w:t>
+        <w:t xml:space="preserve"> — 동사 portare(가져가다) 직설법 현재 1인칭 단수</w:t>
       </w:r>
       <w:r>
         <w:rPr>
@@ -19024,7 +19096,7 @@
           <w:color w:val="262626"/>
           <w:sz w:val="18"/>
         </w:rPr>
-        <w:t xml:space="preserve"> — 명사(여) · 신청서</w:t>
+        <w:t xml:space="preserve"> — 명사(여) · 신청서; 질문 / 복수 domande</w:t>
       </w:r>
       <w:r>
         <w:rPr>
@@ -19048,7 +19120,31 @@
           <w:color w:val="262626"/>
           <w:sz w:val="18"/>
         </w:rPr>
-        <w:t xml:space="preserve"> — 명사(남) · 시청</w:t>
+        <w:t xml:space="preserve"> — 명사(남) · 시청·구청(지방자치단체)</w:t>
+      </w:r>
+      <w:r>
+        <w:rPr>
+          <w:b w:val="0"/>
+          <w:color w:val="262626"/>
+          <w:sz w:val="18"/>
+        </w:rPr>
+        <w:t xml:space="preserve"> · </w:t>
+      </w:r>
+      <w:r>
+        <w:rPr>
+          <w:b/>
+          <w:color w:val="262626"/>
+          <w:sz w:val="18"/>
+        </w:rPr>
+        <w:t>aspetto</w:t>
+      </w:r>
+      <w:r>
+        <w:rPr>
+          <w:b w:val="0"/>
+          <w:color w:val="262626"/>
+          <w:sz w:val="18"/>
+        </w:rPr>
+        <w:t xml:space="preserve"> — 동사 aspettare(기다리다) 직설법 현재 1인칭 단수</w:t>
       </w:r>
     </w:p>
     <w:p>
@@ -19071,7 +19167,7 @@
           <w:color w:val="262626"/>
           <w:sz w:val="18"/>
         </w:rPr>
-        <w:t>al = a + il, alla = a + la. davanti a + 명사.</w:t>
+        <w:t>a + il = al(al Comune). davanti a + 명사: '~앞에서'(davanti alla porta). 현재형으로 내일 할 일을 말한다.</w:t>
       </w:r>
     </w:p>
     <w:p>
@@ -19094,7 +19190,7 @@
           <w:color w:val="262626"/>
           <w:sz w:val="18"/>
         </w:rPr>
-        <w:t>davanti alla porta: '(시청) 문 앞에서' — 문 열자마자 제출하겠다는 뜻.</w:t>
+        <w:t>fare/presentare la domanda: '신청하다'. Alessandro가 자기 역할을 짧게 정리하는 말.</w:t>
       </w:r>
     </w:p>
     <w:p>
@@ -20698,7 +20794,7 @@
           <w:color w:val="808080"/>
           <w:sz w:val="18"/>
         </w:rPr>
-        <w:t>노력할게요, 선생님. 하지만 이 많은 사람들과는 어려워요.</w:t>
+        <w:t>노력할게요, 선생님. 하지만 사람들이 이렇게 많으니 어려워요.</w:t>
       </w:r>
     </w:p>
     <w:p>
@@ -21649,7 +21745,7 @@
           <w:color w:val="1A1A1A"/>
           <w:sz w:val="22"/>
         </w:rPr>
-        <w:t xml:space="preserve">   Marco, tu dormi stanotte, oppure lavori fino all'alba?</w:t>
+        <w:t xml:space="preserve">   Marco, Lei dorme stanotte, oppure lavora fino all'alba?</w:t>
       </w:r>
     </w:p>
     <w:p>
@@ -21685,15 +21781,15 @@
           <w:color w:val="262626"/>
           <w:sz w:val="18"/>
         </w:rPr>
-        <w:t>dormi</w:t>
-      </w:r>
-      <w:r>
-        <w:rPr>
-          <w:b w:val="0"/>
-          <w:color w:val="262626"/>
-          <w:sz w:val="18"/>
-        </w:rPr>
-        <w:t xml:space="preserve"> — 동사 dormire 직설법 현재 2인칭 단수</w:t>
+        <w:t>dorme</w:t>
+      </w:r>
+      <w:r>
+        <w:rPr>
+          <w:b w:val="0"/>
+          <w:color w:val="262626"/>
+          <w:sz w:val="18"/>
+        </w:rPr>
+        <w:t xml:space="preserve"> — 동사 dormire(자다) 직설법 현재 3인칭 단수(Lei)</w:t>
       </w:r>
       <w:r>
         <w:rPr>
@@ -21709,15 +21805,15 @@
           <w:color w:val="262626"/>
           <w:sz w:val="18"/>
         </w:rPr>
-        <w:t>lavori</w:t>
-      </w:r>
-      <w:r>
-        <w:rPr>
-          <w:b w:val="0"/>
-          <w:color w:val="262626"/>
-          <w:sz w:val="18"/>
-        </w:rPr>
-        <w:t xml:space="preserve"> — 동사 lavorare 직설법 현재 2인칭 단수</w:t>
+        <w:t>stanotte</w:t>
+      </w:r>
+      <w:r>
+        <w:rPr>
+          <w:b w:val="0"/>
+          <w:color w:val="262626"/>
+          <w:sz w:val="18"/>
+        </w:rPr>
+        <w:t xml:space="preserve"> — 부사 · 오늘 밤</w:t>
       </w:r>
       <w:r>
         <w:rPr>
@@ -21733,6 +21829,30 @@
           <w:color w:val="262626"/>
           <w:sz w:val="18"/>
         </w:rPr>
+        <w:t>lavora</w:t>
+      </w:r>
+      <w:r>
+        <w:rPr>
+          <w:b w:val="0"/>
+          <w:color w:val="262626"/>
+          <w:sz w:val="18"/>
+        </w:rPr>
+        <w:t xml:space="preserve"> — 동사 lavorare(일하다) 직설법 현재 3인칭 단수(Lei)</w:t>
+      </w:r>
+      <w:r>
+        <w:rPr>
+          <w:b w:val="0"/>
+          <w:color w:val="262626"/>
+          <w:sz w:val="18"/>
+        </w:rPr>
+        <w:t xml:space="preserve"> · </w:t>
+      </w:r>
+      <w:r>
+        <w:rPr>
+          <w:b/>
+          <w:color w:val="262626"/>
+          <w:sz w:val="18"/>
+        </w:rPr>
         <w:t>alba</w:t>
       </w:r>
       <w:r>
@@ -21741,7 +21861,7 @@
           <w:color w:val="262626"/>
           <w:sz w:val="18"/>
         </w:rPr>
-        <w:t xml:space="preserve"> — 명사(여) · 새벽</w:t>
+        <w:t xml:space="preserve"> — 명사(여) · 새벽 — fino all'alba: 새벽까지</w:t>
       </w:r>
     </w:p>
     <w:p>
@@ -21764,7 +21884,7 @@
           <w:color w:val="262626"/>
           <w:sz w:val="18"/>
         </w:rPr>
-        <w:t>fino a + l' → fino all'alba '새벽까지'. oppure: '아니면'(선택).</w:t>
+        <w:t>존칭 Lei 주어를 강조할 때 대명사를 쓴다(Lei dorme). oppure: '아니면'. fino a + 정관사: '~까지'.</w:t>
       </w:r>
     </w:p>
     <w:p>
@@ -21787,7 +21907,7 @@
           <w:color w:val="262626"/>
           <w:sz w:val="18"/>
         </w:rPr>
-        <w:t>걱정 섞인 소피아의 질문.</w:t>
+        <w:t>Sofia가 Marco를 걱정하는 질문 — 친해도 Lei를 유지하는 Sofia의 말투.</w:t>
       </w:r>
     </w:p>
     <w:p>
@@ -21810,7 +21930,7 @@
           <w:color w:val="262626"/>
           <w:sz w:val="18"/>
         </w:rPr>
-        <w:t>직설법 현재(Indicativo presente) — 가까운 미래에 대한 질문</w:t>
+        <w:t>직설법 현재(Indicativo presente) — 가까운 미래</w:t>
       </w:r>
     </w:p>
     <w:p>
@@ -22989,7 +23109,7 @@
           <w:color w:val="1A1A1A"/>
           <w:sz w:val="22"/>
         </w:rPr>
-        <w:t xml:space="preserve">   A domani, Teresa. E prima, respira, stanotte.</w:t>
+        <w:t xml:space="preserve">   A domani, Teresa. E stanotte, prima di tutto, respira.</w:t>
       </w:r>
     </w:p>
     <w:p>
@@ -23002,7 +23122,7 @@
           <w:color w:val="808080"/>
           <w:sz w:val="18"/>
         </w:rPr>
-        <w:t>내일 봐요, 테레사. 그전에, 오늘 밤은 숨 쉬어요.</w:t>
+        <w:t>내일 봐요, 테레사. 그리고 오늘 밤은 무엇보다 숨부터 돌려요.</w:t>
       </w:r>
     </w:p>
     <w:p>
@@ -23025,15 +23145,15 @@
           <w:color w:val="262626"/>
           <w:sz w:val="18"/>
         </w:rPr>
-        <w:t>domani</w:t>
-      </w:r>
-      <w:r>
-        <w:rPr>
-          <w:b w:val="0"/>
-          <w:color w:val="262626"/>
-          <w:sz w:val="18"/>
-        </w:rPr>
-        <w:t xml:space="preserve"> — 부사 · 내일 (A domani = 내일 봐)</w:t>
+        <w:t>a domani</w:t>
+      </w:r>
+      <w:r>
+        <w:rPr>
+          <w:b w:val="0"/>
+          <w:color w:val="262626"/>
+          <w:sz w:val="18"/>
+        </w:rPr>
+        <w:t xml:space="preserve"> — 내일 봐 — 작별 인사</w:t>
       </w:r>
       <w:r>
         <w:rPr>
@@ -23049,6 +23169,54 @@
           <w:color w:val="262626"/>
           <w:sz w:val="18"/>
         </w:rPr>
+        <w:t>stanotte</w:t>
+      </w:r>
+      <w:r>
+        <w:rPr>
+          <w:b w:val="0"/>
+          <w:color w:val="262626"/>
+          <w:sz w:val="18"/>
+        </w:rPr>
+        <w:t xml:space="preserve"> — 부사 · 오늘 밤</w:t>
+      </w:r>
+      <w:r>
+        <w:rPr>
+          <w:b w:val="0"/>
+          <w:color w:val="262626"/>
+          <w:sz w:val="18"/>
+        </w:rPr>
+        <w:t xml:space="preserve"> · </w:t>
+      </w:r>
+      <w:r>
+        <w:rPr>
+          <w:b/>
+          <w:color w:val="262626"/>
+          <w:sz w:val="18"/>
+        </w:rPr>
+        <w:t>prima di tutto</w:t>
+      </w:r>
+      <w:r>
+        <w:rPr>
+          <w:b w:val="0"/>
+          <w:color w:val="262626"/>
+          <w:sz w:val="18"/>
+        </w:rPr>
+        <w:t xml:space="preserve"> — 무엇보다 먼저</w:t>
+      </w:r>
+      <w:r>
+        <w:rPr>
+          <w:b w:val="0"/>
+          <w:color w:val="262626"/>
+          <w:sz w:val="18"/>
+        </w:rPr>
+        <w:t xml:space="preserve"> · </w:t>
+      </w:r>
+      <w:r>
+        <w:rPr>
+          <w:b/>
+          <w:color w:val="262626"/>
+          <w:sz w:val="18"/>
+        </w:rPr>
         <w:t>respira</w:t>
       </w:r>
       <w:r>
@@ -23057,31 +23225,7 @@
           <w:color w:val="262626"/>
           <w:sz w:val="18"/>
         </w:rPr>
-        <w:t xml:space="preserve"> — 동사 respirare 명령법 2인칭 단수</w:t>
-      </w:r>
-      <w:r>
-        <w:rPr>
-          <w:b w:val="0"/>
-          <w:color w:val="262626"/>
-          <w:sz w:val="18"/>
-        </w:rPr>
-        <w:t xml:space="preserve"> · </w:t>
-      </w:r>
-      <w:r>
-        <w:rPr>
-          <w:b/>
-          <w:color w:val="262626"/>
-          <w:sz w:val="18"/>
-        </w:rPr>
-        <w:t>stanotte</w:t>
-      </w:r>
-      <w:r>
-        <w:rPr>
-          <w:b w:val="0"/>
-          <w:color w:val="262626"/>
-          <w:sz w:val="18"/>
-        </w:rPr>
-        <w:t xml:space="preserve"> — 부사 · 오늘 밤</w:t>
+        <w:t xml:space="preserve"> — 동사 respirare(숨 쉬다)의 tu 명령형</w:t>
       </w:r>
     </w:p>
     <w:p>
@@ -23104,7 +23248,7 @@
           <w:color w:val="262626"/>
           <w:sz w:val="18"/>
         </w:rPr>
-        <w:t>-are 동사 tu 명령형: respira.</w:t>
+        <w:t>tu 명령형 respira = 직설법 3인칭 단수와 같은 형태(-are 동사). prima di tutto: 부사구 '우선, 무엇보다'.</w:t>
       </w:r>
     </w:p>
     <w:p>
@@ -23127,7 +23271,7 @@
           <w:color w:val="262626"/>
           <w:sz w:val="18"/>
         </w:rPr>
-        <w:t>A domani: '내일 봐'. prima, respira: '그 전에 숨부터 쉬어' — 불안한 테레사를 챙기는 의사.</w:t>
+        <w:t>Giulia의 입버릇 '숨 좀 쉬어' — 의사로서 마음을 진정시키라는 당부.</w:t>
       </w:r>
     </w:p>
     <w:p>
@@ -23150,7 +23294,7 @@
           <w:color w:val="262626"/>
           <w:sz w:val="18"/>
         </w:rPr>
-        <w:t>명령법(Imperativo) 2인칭 단수 — respira</w:t>
+        <w:t>tu 명령법(Imperativo)</w:t>
       </w:r>
     </w:p>
     <w:p>
